--- a/docs/requisition-templates/Food Assure Chain Of Custody - KelpWorks template.docx
+++ b/docs/requisition-templates/Food Assure Chain Of Custody - KelpWorks template.docx
@@ -1426,65 +1426,7 @@
           <w:rFonts w:ascii="Arial" w:eastAsia="Arial" w:hAnsi="Arial" w:cs="Arial"/>
           <w:sz w:val="24"/>
         </w:rPr>
-        <w:t xml:space="preserve">Date submitted: {{date_long}}          PO#: {{po_number}}</w:t>
-      </w:r>
-      <w:r>
-        <w:rPr>
-          <w:rFonts w:ascii="Arial" w:eastAsia="Arial" w:hAnsi="Arial" w:cs="Arial"/>
-          <w:sz w:val="24"/>
-        </w:rPr>
-        <w:t/>
-      </w:r>
-      <w:r>
-        <w:rPr>
-          <w:rFonts w:ascii="Arial" w:eastAsia="Arial" w:hAnsi="Arial" w:cs="Arial"/>
-          <w:sz w:val="24"/>
-        </w:rPr>
-        <w:t xml:space="preserve"/>
-      </w:r>
-      <w:proofErr w:type="gramStart"/>
-      <w:r>
-        <w:rPr>
-          <w:rFonts w:ascii="Arial" w:eastAsia="Arial" w:hAnsi="Arial" w:cs="Arial"/>
-          <w:sz w:val="24"/>
-        </w:rPr>
-        <w:t/>
-      </w:r>
-      <w:proofErr w:type="gramEnd"/>
-      <w:r>
-        <w:rPr>
-          <w:rFonts w:ascii="Arial" w:eastAsia="Arial" w:hAnsi="Arial" w:cs="Arial"/>
-          <w:sz w:val="24"/>
-        </w:rPr>
-        <w:t xml:space="preserve"/>
-      </w:r>
-      <w:r>
-        <w:rPr>
-          <w:rFonts w:ascii="Arial" w:eastAsia="Arial" w:hAnsi="Arial" w:cs="Arial"/>
-          <w:sz w:val="24"/>
-        </w:rPr>
-        <w:t xml:space="preserve"/>
-      </w:r>
-      <w:r>
-        <w:rPr>
-          <w:rFonts w:ascii="Arial" w:eastAsia="Arial" w:hAnsi="Arial" w:cs="Arial"/>
-          <w:sz w:val="24"/>
-        </w:rPr>
-        <w:t xml:space="preserve"/>
-      </w:r>
-      <w:r>
-        <w:rPr>
-          <w:rFonts w:ascii="Arial" w:eastAsia="Arial" w:hAnsi="Arial" w:cs="Arial"/>
-          <w:sz w:val="24"/>
-        </w:rPr>
-        <w:t/>
-      </w:r>
-      <w:r>
-        <w:rPr>
-          <w:rFonts w:ascii="Arial" w:eastAsia="Arial" w:hAnsi="Arial" w:cs="Arial"/>
-          <w:sz w:val="24"/>
-        </w:rPr>
-        <w:t/>
+        <w:t>Date submitted: {{date_long}}          PO#: {{po_number}}</w:t>
       </w:r>
     </w:p>
     <w:p>
@@ -1719,7 +1661,7 @@
                 <w:rFonts w:ascii="Arial" w:eastAsia="Arial" w:hAnsi="Arial" w:cs="Arial"/>
                 <w:sz w:val="24"/>
               </w:rPr>
-              <w:t>204-963-5023</w:t>
+              <w:t>{{customer_phone}}</w:t>
             </w:r>
             <w:r>
               <w:rPr>
@@ -1733,34 +1675,8 @@
                 <w:rFonts w:ascii="Arial" w:eastAsia="Arial" w:hAnsi="Arial" w:cs="Arial"/>
                 <w:sz w:val="24"/>
               </w:rPr>
-              <w:t xml:space="preserve"> Email: </w:t>
-            </w:r>
-            <w:hyperlink r:id="rId10" w:history="1">
-              <w:r>
-                <w:rPr>
-                  <w:rStyle w:val="Hyperlink"/>
-                  <w:rFonts w:ascii="Arial" w:eastAsia="Arial" w:hAnsi="Arial" w:cs="Arial"/>
-                  <w:sz w:val="24"/>
-                </w:rPr>
-                <w:t>n</w:t>
-              </w:r>
-              <w:r>
-                <w:rPr>
-                  <w:rStyle w:val="Hyperlink"/>
-                  <w:rFonts w:ascii="Arial" w:eastAsia="Arial" w:hAnsi="Arial" w:cs="Arial"/>
-                  <w:sz w:val="24"/>
-                </w:rPr>
-                <w:t>wrana</w:t>
-              </w:r>
-              <w:r>
-                <w:rPr>
-                  <w:rStyle w:val="Hyperlink"/>
-                  <w:rFonts w:ascii="Arial" w:eastAsia="Arial" w:hAnsi="Arial" w:cs="Arial"/>
-                  <w:sz w:val="24"/>
-                </w:rPr>
-                <w:t>@cascadiaseaweed.com</w:t>
-              </w:r>
-            </w:hyperlink>
+              <w:t xml:space="preserve"> Email: {{customer_email_1}}</w:t>
+            </w:r>
             <w:r>
               <w:rPr>
                 <w:rFonts w:ascii="Arial" w:eastAsia="Arial" w:hAnsi="Arial" w:cs="Arial"/>
@@ -1790,32 +1706,11 @@
               <w:jc w:val="center"/>
             </w:pPr>
             <w:r>
-              <w:t xml:space="preserve">       </w:t>
-            </w:r>
-            <w:hyperlink r:id="rId11" w:history="1">
-              <w:r>
-                <w:rPr>
-                  <w:rStyle w:val="Hyperlink"/>
-                  <w:rFonts w:ascii="Arial" w:eastAsia="Arial" w:hAnsi="Arial" w:cs="Arial"/>
-                  <w:sz w:val="24"/>
-                </w:rPr>
-                <w:t>dpedde</w:t>
-              </w:r>
-              <w:r>
-                <w:rPr>
-                  <w:rStyle w:val="Hyperlink"/>
-                  <w:rFonts w:ascii="Arial" w:eastAsia="Arial" w:hAnsi="Arial" w:cs="Arial"/>
-                  <w:sz w:val="24"/>
-                </w:rPr>
-                <w:t>@cascadiaseaweed.com</w:t>
-              </w:r>
-            </w:hyperlink>
-            <w:r>
-              <w:rPr>
-                <w:rFonts w:ascii="Arial" w:eastAsia="Arial" w:hAnsi="Arial" w:cs="Arial"/>
-                <w:sz w:val="24"/>
-              </w:rPr>
-              <w:t xml:space="preserve"> </w:t>
+              <w:rPr>
+                <w:rFonts w:ascii="Arial" w:eastAsia="Arial" w:hAnsi="Arial" w:cs="Arial"/>
+                <w:sz w:val="24"/>
+              </w:rPr>
+              <w:t>{{customer_email_2}}    {{customer_email_3}}    {{customer_email_4}}    {{customer_email_5}}</w:t>
             </w:r>
           </w:p>
         </w:tc>
@@ -1890,39 +1785,7 @@
                 <w:rFonts w:ascii="Arial" w:eastAsia="Arial" w:hAnsi="Arial" w:cs="Arial"/>
                 <w:b/>
               </w:rPr>
-              <w:t xml:space="preserve">(How </w:t>
-            </w:r>
-            <w:proofErr w:type="gramStart"/>
-            <w:r>
-              <w:rPr>
-                <w:rFonts w:ascii="Arial" w:eastAsia="Arial" w:hAnsi="Arial" w:cs="Arial"/>
-                <w:b/>
-              </w:rPr>
-              <w:t>you would</w:t>
-            </w:r>
-            <w:proofErr w:type="gramEnd"/>
-            <w:r>
-              <w:rPr>
-                <w:rFonts w:ascii="Arial" w:eastAsia="Arial" w:hAnsi="Arial" w:cs="Arial"/>
-                <w:b/>
-              </w:rPr>
-              <w:t xml:space="preserve"> like us to refer to your sample </w:t>
-            </w:r>
-            <w:proofErr w:type="gramStart"/>
-            <w:r>
-              <w:rPr>
-                <w:rFonts w:ascii="Arial" w:eastAsia="Arial" w:hAnsi="Arial" w:cs="Arial"/>
-                <w:b/>
-              </w:rPr>
-              <w:t>on</w:t>
-            </w:r>
-            <w:proofErr w:type="gramEnd"/>
-            <w:r>
-              <w:rPr>
-                <w:rFonts w:ascii="Arial" w:eastAsia="Arial" w:hAnsi="Arial" w:cs="Arial"/>
-                <w:b/>
-              </w:rPr>
-              <w:t xml:space="preserve"> your report)</w:t>
+              <w:t>(How you would like us to refer to your sample on your report)</w:t>
             </w:r>
             <w:r>
               <w:rPr>
@@ -1998,8 +1861,8 @@
             <w:tcBorders>
               <w:top w:val="single" w:sz="4" w:space="0" w:color="000000"/>
               <w:left w:val="single" w:sz="4" w:space="0" w:color="000000"/>
+              <w:bottom w:val="single" w:sz="4" w:space="0" w:color="000000"/>
               <w:right w:val="single" w:sz="4" w:space="0" w:color="000000"/>
-              <w:bottom w:val="single" w:sz="4" w:space="0" w:color="000000"/>
             </w:tcBorders>
             <w:vAlign w:val="center"/>
           </w:tcPr>
@@ -2076,23 +1939,7 @@
                 <w:bCs/>
                 <w:sz w:val="24"/>
               </w:rPr>
-              <w:t>For each sample ID, two 50 mL Falcon tubes (100 mL total)</w:t>
-            </w:r>
-            <w:r>
-              <w:rPr>
-                <w:rFonts w:ascii="Arial" w:eastAsia="Arial" w:hAnsi="Arial" w:cs="Arial"/>
-                <w:bCs/>
-                <w:sz w:val="24"/>
-              </w:rPr>
-              <w:t xml:space="preserve"> are provided </w:t>
-            </w:r>
-            <w:r>
-              <w:rPr>
-                <w:rFonts w:ascii="Arial" w:eastAsia="Arial" w:hAnsi="Arial" w:cs="Arial"/>
-                <w:bCs/>
-                <w:sz w:val="24"/>
-              </w:rPr>
-              <w:t>with identical labels. Treat identically labeled tubes as one sample and perform a single analysis.</w:t>
+              <w:t>Treat identically labeled tubes as one sample and perform a single analysis.</w:t>
             </w:r>
             <w:r>
               <w:rPr>
@@ -2187,7 +2034,7 @@
                 <w:b/>
                 <w:sz w:val="24"/>
               </w:rPr>
-              <w:t xml:space="preserve">{{analysis.name}}</w:t>
+              <w:t>{{analysis.name}}</w:t>
             </w:r>
           </w:p>
         </w:tc>
@@ -2247,7 +2094,7 @@
           <w:rFonts w:ascii="Arial" w:eastAsia="Arial" w:hAnsi="Arial" w:cs="Arial"/>
           <w:sz w:val="24"/>
         </w:rPr>
-        <w:t xml:space="preserve">Notes: {{notes}}</w:t>
+        <w:t>Notes: {{notes}}</w:t>
       </w:r>
     </w:p>
     <w:p>
@@ -2364,39 +2211,7 @@
         <w:ind w:left="-5" w:right="275"/>
       </w:pPr>
       <w:r>
-        <w:t xml:space="preserve">All customer information obtained by </w:t>
-      </w:r>
-      <w:proofErr w:type="spellStart"/>
-      <w:r>
-        <w:t>FoodAssure</w:t>
-      </w:r>
-      <w:proofErr w:type="spellEnd"/>
-      <w:r>
-        <w:t xml:space="preserve"> Laboratory Ltd. shall be considered proprietary to the customer, will not be made public, or shared in any way outside the organization.  Any information which the customer has </w:t>
-      </w:r>
-      <w:proofErr w:type="gramStart"/>
-      <w:r>
-        <w:t>not itself</w:t>
-      </w:r>
-      <w:proofErr w:type="gramEnd"/>
-      <w:r>
-        <w:t xml:space="preserve"> made public, will be regarded as confidential and subject to legally enforceable commitments by </w:t>
-      </w:r>
-      <w:proofErr w:type="spellStart"/>
-      <w:r>
-        <w:t>FoodAssure</w:t>
-      </w:r>
-      <w:proofErr w:type="spellEnd"/>
-      <w:r>
-        <w:t xml:space="preserve"> and its staff.  When </w:t>
-      </w:r>
-      <w:proofErr w:type="spellStart"/>
-      <w:r>
-        <w:t>FoodAssure</w:t>
-      </w:r>
-      <w:proofErr w:type="spellEnd"/>
-      <w:r>
-        <w:t xml:space="preserve"> is required by law or authorized by contractual agreements to release confidential information, the customer concerned shall, unless prohibited by law, be notified in writing of the information provided. </w:t>
+        <w:t xml:space="preserve">All customer information obtained by FoodAssure Laboratory Ltd. shall be considered proprietary to the customer, will not be made public, or shared in any way outside the organization.  Any information which the customer has not itself made public, will be regarded as confidential and subject to legally enforceable commitments by FoodAssure and its staff.  When FoodAssure is required by law or authorized by contractual agreements to release confidential information, the customer concerned shall, unless prohibited by law, be notified in writing of the information provided. </w:t>
       </w:r>
     </w:p>
     <w:p>
@@ -3083,6 +2898,7 @@
   <w:style w:type="character" w:default="1" w:styleId="DefaultParagraphFont">
     <w:name w:val="Default Paragraph Font"/>
     <w:uiPriority w:val="1"/>
+    <w:semiHidden/>
     <w:unhideWhenUsed/>
   </w:style>
   <w:style w:type="table" w:default="1" w:styleId="TableNormal">
@@ -3462,6 +3278,26 @@
 </file>
 
 <file path=customXml/item1.xml><?xml version="1.0" encoding="utf-8"?>
+<p:properties xmlns:p="http://schemas.microsoft.com/office/2006/metadata/properties" xmlns:xsi="http://www.w3.org/2001/XMLSchema-instance" xmlns:pc="http://schemas.microsoft.com/office/infopath/2007/PartnerControls">
+  <documentManagement>
+    <lcf76f155ced4ddcb4097134ff3c332f xmlns="b3c340ab-aa72-404c-9b95-d8250b0c1099">
+      <Terms xmlns="http://schemas.microsoft.com/office/infopath/2007/PartnerControls"/>
+    </lcf76f155ced4ddcb4097134ff3c332f>
+    <TaxCatchAll xmlns="05d0aded-d8ea-4bac-bf18-4399c2130146" xsi:nil="true"/>
+  </documentManagement>
+</p:properties>
+</file>
+
+<file path=customXml/item2.xml><?xml version="1.0" encoding="utf-8"?>
+<?mso-contentType ?>
+<FormTemplates xmlns="http://schemas.microsoft.com/sharepoint/v3/contenttype/forms">
+  <Display>DocumentLibraryForm</Display>
+  <Edit>DocumentLibraryForm</Edit>
+  <New>DocumentLibraryForm</New>
+</FormTemplates>
+</file>
+
+<file path=customXml/item3.xml><?xml version="1.0" encoding="utf-8"?>
 <ct:contentTypeSchema xmlns:ct="http://schemas.microsoft.com/office/2006/metadata/contentType" xmlns:ma="http://schemas.microsoft.com/office/2006/metadata/properties/metaAttributes" ct:_="" ma:_="" ma:contentTypeName="Document" ma:contentTypeID="0x010100DDE7A351D9FD2E44AE762307EBBF2AD3" ma:contentTypeVersion="19" ma:contentTypeDescription="Create a new document." ma:contentTypeScope="" ma:versionID="d96987464c5ff3e46f7356c195e824e7">
   <xsd:schema xmlns:xsd="http://www.w3.org/2001/XMLSchema" xmlns:xs="http://www.w3.org/2001/XMLSchema" xmlns:p="http://schemas.microsoft.com/office/2006/metadata/properties" xmlns:ns2="05d0aded-d8ea-4bac-bf18-4399c2130146" xmlns:ns3="b3c340ab-aa72-404c-9b95-d8250b0c1099" targetNamespace="http://schemas.microsoft.com/office/2006/metadata/properties" ma:root="true" ma:fieldsID="713b5bf59d2090113d2aeb58fcec1304" ns2:_="" ns3:_="">
     <xsd:import namespace="05d0aded-d8ea-4bac-bf18-4399c2130146"/>
@@ -3674,27 +3510,26 @@
 </ct:contentTypeSchema>
 </file>
 
-<file path=customXml/item2.xml><?xml version="1.0" encoding="utf-8"?>
-<?mso-contentType ?>
-<FormTemplates xmlns="http://schemas.microsoft.com/sharepoint/v3/contenttype/forms">
-  <Display>DocumentLibraryForm</Display>
-  <Edit>DocumentLibraryForm</Edit>
-  <New>DocumentLibraryForm</New>
-</FormTemplates>
+<file path=customXml/itemProps1.xml><?xml version="1.0" encoding="utf-8"?>
+<ds:datastoreItem xmlns:ds="http://schemas.openxmlformats.org/officeDocument/2006/customXml" ds:itemID="{A07E8FFF-CA8A-443A-B406-AE84A7C8AA66}">
+  <ds:schemaRefs>
+    <ds:schemaRef ds:uri="http://schemas.microsoft.com/office/2006/metadata/properties"/>
+    <ds:schemaRef ds:uri="http://schemas.microsoft.com/office/infopath/2007/PartnerControls"/>
+    <ds:schemaRef ds:uri="b3c340ab-aa72-404c-9b95-d8250b0c1099"/>
+    <ds:schemaRef ds:uri="05d0aded-d8ea-4bac-bf18-4399c2130146"/>
+  </ds:schemaRefs>
+</ds:datastoreItem>
 </file>
 
-<file path=customXml/item3.xml><?xml version="1.0" encoding="utf-8"?>
-<p:properties xmlns:p="http://schemas.microsoft.com/office/2006/metadata/properties" xmlns:xsi="http://www.w3.org/2001/XMLSchema-instance" xmlns:pc="http://schemas.microsoft.com/office/infopath/2007/PartnerControls">
-  <documentManagement>
-    <lcf76f155ced4ddcb4097134ff3c332f xmlns="b3c340ab-aa72-404c-9b95-d8250b0c1099">
-      <Terms xmlns="http://schemas.microsoft.com/office/infopath/2007/PartnerControls"/>
-    </lcf76f155ced4ddcb4097134ff3c332f>
-    <TaxCatchAll xmlns="05d0aded-d8ea-4bac-bf18-4399c2130146" xsi:nil="true"/>
-  </documentManagement>
-</p:properties>
+<file path=customXml/itemProps2.xml><?xml version="1.0" encoding="utf-8"?>
+<ds:datastoreItem xmlns:ds="http://schemas.openxmlformats.org/officeDocument/2006/customXml" ds:itemID="{C81458FE-E9F8-424F-B0B1-B0E614EA346F}">
+  <ds:schemaRefs>
+    <ds:schemaRef ds:uri="http://schemas.microsoft.com/sharepoint/v3/contenttype/forms"/>
+  </ds:schemaRefs>
+</ds:datastoreItem>
 </file>
 
-<file path=customXml/itemProps1.xml><?xml version="1.0" encoding="utf-8"?>
+<file path=customXml/itemProps3.xml><?xml version="1.0" encoding="utf-8"?>
 <ds:datastoreItem xmlns:ds="http://schemas.openxmlformats.org/officeDocument/2006/customXml" ds:itemID="{05222902-4EE0-4C38-A37B-CCB39825930C}">
   <ds:schemaRefs>
     <ds:schemaRef ds:uri="http://schemas.microsoft.com/office/2006/metadata/contentType"/>
@@ -3711,23 +3546,4 @@
     <ds:schemaRef ds:uri="http://schemas.microsoft.com/internal/obd"/>
   </ds:schemaRefs>
 </ds:datastoreItem>
-</file>
-
-<file path=customXml/itemProps2.xml><?xml version="1.0" encoding="utf-8"?>
-<ds:datastoreItem xmlns:ds="http://schemas.openxmlformats.org/officeDocument/2006/customXml" ds:itemID="{C81458FE-E9F8-424F-B0B1-B0E614EA346F}">
-  <ds:schemaRefs>
-    <ds:schemaRef ds:uri="http://schemas.microsoft.com/sharepoint/v3/contenttype/forms"/>
-  </ds:schemaRefs>
-</ds:datastoreItem>
-</file>
-
-<file path=customXml/itemProps3.xml><?xml version="1.0" encoding="utf-8"?>
-<ds:datastoreItem xmlns:ds="http://schemas.openxmlformats.org/officeDocument/2006/customXml" ds:itemID="{A07E8FFF-CA8A-443A-B406-AE84A7C8AA66}">
-  <ds:schemaRefs>
-    <ds:schemaRef ds:uri="http://schemas.microsoft.com/office/2006/metadata/properties"/>
-    <ds:schemaRef ds:uri="http://schemas.microsoft.com/office/infopath/2007/PartnerControls"/>
-    <ds:schemaRef ds:uri="b3c340ab-aa72-404c-9b95-d8250b0c1099"/>
-    <ds:schemaRef ds:uri="05d0aded-d8ea-4bac-bf18-4399c2130146"/>
-  </ds:schemaRefs>
-</ds:datastoreItem>
 </file>